--- a/downloads/handouts/Unit 02/Handout 02.18 - Return Math.docx
+++ b/downloads/handouts/Unit 02/Handout 02.18 - Return Math.docx
@@ -826,8 +826,11 @@
       </w:r>
     </w:p>
     <w:p>
-      <w:r>
-        <w:br w:type="page"/>
+      <w:pPr>
+        <w:pStyle w:val="FirstParagraph"/>
+      </w:pPr>
+      <w:r>
+        <w:t xml:space="preserve">______________________________________________________________________</w:t>
       </w:r>
     </w:p>
     <w:p>
@@ -1400,8 +1403,11 @@
       </w:r>
     </w:p>
     <w:p>
-      <w:r>
-        <w:br w:type="page"/>
+      <w:pPr>
+        <w:pStyle w:val="FirstParagraph"/>
+      </w:pPr>
+      <w:r>
+        <w:t xml:space="preserve">______________________________________________________________________</w:t>
       </w:r>
     </w:p>
     <w:p>
@@ -1425,13 +1431,19 @@
       </w:r>
     </w:p>
     <w:p>
-      <w:r>
-        <w:br w:type="page"/>
-      </w:r>
-    </w:p>
-    <w:p>
-      <w:r>
-        <w:br w:type="page"/>
+      <w:pPr>
+        <w:pStyle w:val="BodyText"/>
+      </w:pPr>
+      <w:r>
+        <w:t xml:space="preserve">______________________________________________________________________</w:t>
+      </w:r>
+    </w:p>
+    <w:p>
+      <w:pPr>
+        <w:pStyle w:val="BodyText"/>
+      </w:pPr>
+      <w:r>
+        <w:t xml:space="preserve">______________________________________________________________________</w:t>
       </w:r>
     </w:p>
     <w:p>
@@ -1447,8 +1459,11 @@
       </w:r>
     </w:p>
     <w:p>
-      <w:r>
-        <w:br w:type="page"/>
+      <w:pPr>
+        <w:pStyle w:val="FirstParagraph"/>
+      </w:pPr>
+      <w:r>
+        <w:t xml:space="preserve">______________________________________________________________________</w:t>
       </w:r>
     </w:p>
     <w:sectPr>

--- a/downloads/handouts/Unit 02/Handout 02.18 - Return Math.docx
+++ b/downloads/handouts/Unit 02/Handout 02.18 - Return Math.docx
@@ -6,9 +6,9 @@
       <w:pPr>
         <w:pStyle w:val="Heading1"/>
       </w:pPr>
-      <w:bookmarkStart w:id="20" w:name="handout-02.18-return-math"/>
-      <w:r>
-        <w:t xml:space="preserve">Handout 02.18: Return Math</w:t>
+      <w:bookmarkStart w:id="20" w:name="handout-2.18-return-math"/>
+      <w:r>
+        <w:t xml:space="preserve">Handout 2.18: Return Math</w:t>
       </w:r>
       <w:bookmarkEnd w:id="20"/>
     </w:p>

--- a/downloads/handouts/Unit 02/Handout 02.18 - Return Math.docx
+++ b/downloads/handouts/Unit 02/Handout 02.18 - Return Math.docx
@@ -148,7 +148,7 @@
         <w:t xml:space="preserve"> </w:t>
       </w:r>
       <w:r>
-        <w:t xml:space="preserve">A merchant started with AQ25,000 and has AQ23,000 now.</w:t>
+        <w:t xml:space="preserve">An investor started with $1,000 in 1870 and has $850 now.</w:t>
       </w:r>
     </w:p>
     <w:p>
@@ -160,7 +160,7 @@
         <w:pStyle w:val="Compact"/>
       </w:pPr>
       <w:r>
-        <w:t xml:space="preserve">Ending minus starting: 23,000 minus 25,000 = minus 2,000</w:t>
+        <w:t xml:space="preserve">Ending minus starting: 850 minus 1,000 = minus 150</w:t>
       </w:r>
     </w:p>
     <w:p>
@@ -172,7 +172,7 @@
         <w:pStyle w:val="Compact"/>
       </w:pPr>
       <w:r>
-        <w:t xml:space="preserve">Divided by starting: minus 2,000 divided by 25,000 = minus 0.08</w:t>
+        <w:t xml:space="preserve">Divided by starting: minus 150 divided by 1,000 = minus 0.15</w:t>
       </w:r>
     </w:p>
     <w:p>
@@ -184,7 +184,7 @@
         <w:pStyle w:val="Compact"/>
       </w:pPr>
       <w:r>
-        <w:t xml:space="preserve">Times 100: minus 8 percent</w:t>
+        <w:t xml:space="preserve">Times 100: minus 15 percent</w:t>
       </w:r>
     </w:p>
     <w:p>
@@ -192,7 +192,7 @@
         <w:pStyle w:val="FirstParagraph"/>
       </w:pPr>
       <w:r>
-        <w:t xml:space="preserve">The merchant’s return is minus 8 percent.</w:t>
+        <w:t xml:space="preserve">The investor’s return is minus 15 percent.</w:t>
       </w:r>
     </w:p>
     <w:p>
@@ -210,7 +210,7 @@
         <w:pStyle w:val="FirstParagraph"/>
       </w:pPr>
       <w:r>
-        <w:t xml:space="preserve">Show the subtraction line and the division line for each one.</w:t>
+        <w:t xml:space="preserve">Show the subtraction line and the division line for each one. Every price is from the board.</w:t>
       </w:r>
     </w:p>
     <w:tbl>
@@ -353,18 +353,18 @@
               <w:jc w:val="left"/>
             </w:pPr>
             <w:r>
-              <w:t xml:space="preserve">AQ25,000 (a portfolio)</w:t>
-            </w:r>
-          </w:p>
-        </w:tc>
-        <w:tc>
-          <w:p>
-            <w:pPr>
-              <w:pStyle w:val="Compact"/>
-              <w:jc w:val="left"/>
-            </w:pPr>
-            <w:r>
-              <w:t xml:space="preserve">AQ27,500</w:t>
+              <w:t xml:space="preserve">$1,000 (a ledger in 1870)</w:t>
+            </w:r>
+          </w:p>
+        </w:tc>
+        <w:tc>
+          <w:p>
+            <w:pPr>
+              <w:pStyle w:val="Compact"/>
+              <w:jc w:val="left"/>
+            </w:pPr>
+            <w:r>
+              <w:t xml:space="preserve">$1,250</w:t>
             </w:r>
           </w:p>
         </w:tc>
@@ -405,18 +405,18 @@
               <w:jc w:val="left"/>
             </w:pPr>
             <w:r>
-              <w:t xml:space="preserve">AQ25,000 (a portfolio)</w:t>
-            </w:r>
-          </w:p>
-        </w:tc>
-        <w:tc>
-          <w:p>
-            <w:pPr>
-              <w:pStyle w:val="Compact"/>
-              <w:jc w:val="left"/>
-            </w:pPr>
-            <w:r>
-              <w:t xml:space="preserve">AQ22,000</w:t>
+              <w:t xml:space="preserve">$1,000 (a ledger in 1870)</w:t>
+            </w:r>
+          </w:p>
+        </w:tc>
+        <w:tc>
+          <w:p>
+            <w:pPr>
+              <w:pStyle w:val="Compact"/>
+              <w:jc w:val="left"/>
+            </w:pPr>
+            <w:r>
+              <w:t xml:space="preserve">$850</w:t>
             </w:r>
           </w:p>
         </w:tc>
@@ -457,18 +457,18 @@
               <w:jc w:val="left"/>
             </w:pPr>
             <w:r>
-              <w:t xml:space="preserve">AQ100.00 (one unit of Iron Vault)</w:t>
-            </w:r>
-          </w:p>
-        </w:tc>
-        <w:tc>
-          <w:p>
-            <w:pPr>
-              <w:pStyle w:val="Compact"/>
-              <w:jc w:val="left"/>
-            </w:pPr>
-            <w:r>
-              <w:t xml:space="preserve">AQ85.00</w:t>
+              <w:t xml:space="preserve">$50 (one share of RAIL in 1870)</w:t>
+            </w:r>
+          </w:p>
+        </w:tc>
+        <w:tc>
+          <w:p>
+            <w:pPr>
+              <w:pStyle w:val="Compact"/>
+              <w:jc w:val="left"/>
+            </w:pPr>
+            <w:r>
+              <w:t xml:space="preserve">$30 (1873, the Panic)</w:t>
             </w:r>
           </w:p>
         </w:tc>
@@ -509,18 +509,18 @@
               <w:jc w:val="left"/>
             </w:pPr>
             <w:r>
-              <w:t xml:space="preserve">AQ48.50 (one unit of Sparkstone on Day 1)</w:t>
-            </w:r>
-          </w:p>
-        </w:tc>
-        <w:tc>
-          <w:p>
-            <w:pPr>
-              <w:pStyle w:val="Compact"/>
-              <w:jc w:val="left"/>
-            </w:pPr>
-            <w:r>
-              <w:t xml:space="preserve">AQ57.80 (Day 5)</w:t>
+              <w:t xml:space="preserve">$60 (one share of OIL in 1911)</w:t>
+            </w:r>
+          </w:p>
+        </w:tc>
+        <w:tc>
+          <w:p>
+            <w:pPr>
+              <w:pStyle w:val="Compact"/>
+              <w:jc w:val="left"/>
+            </w:pPr>
+            <w:r>
+              <w:t xml:space="preserve">$70 (1928)</w:t>
             </w:r>
           </w:p>
         </w:tc>
@@ -691,18 +691,18 @@
               <w:jc w:val="left"/>
             </w:pPr>
             <w:r>
-              <w:t xml:space="preserve">AQ100</w:t>
-            </w:r>
-          </w:p>
-        </w:tc>
-        <w:tc>
-          <w:p>
-            <w:pPr>
-              <w:pStyle w:val="Compact"/>
-              <w:jc w:val="left"/>
-            </w:pPr>
-            <w:r>
-              <w:t xml:space="preserve">AQ120</w:t>
+              <w:t xml:space="preserve">$100</w:t>
+            </w:r>
+          </w:p>
+        </w:tc>
+        <w:tc>
+          <w:p>
+            <w:pPr>
+              <w:pStyle w:val="Compact"/>
+              <w:jc w:val="left"/>
+            </w:pPr>
+            <w:r>
+              <w:t xml:space="preserve">$120</w:t>
             </w:r>
           </w:p>
         </w:tc>
@@ -743,18 +743,18 @@
               <w:jc w:val="left"/>
             </w:pPr>
             <w:r>
-              <w:t xml:space="preserve">AQ100</w:t>
-            </w:r>
-          </w:p>
-        </w:tc>
-        <w:tc>
-          <w:p>
-            <w:pPr>
-              <w:pStyle w:val="Compact"/>
-              <w:jc w:val="left"/>
-            </w:pPr>
-            <w:r>
-              <w:t xml:space="preserve">AQ75</w:t>
+              <w:t xml:space="preserve">$100</w:t>
+            </w:r>
+          </w:p>
+        </w:tc>
+        <w:tc>
+          <w:p>
+            <w:pPr>
+              <w:pStyle w:val="Compact"/>
+              <w:jc w:val="left"/>
+            </w:pPr>
+            <w:r>
+              <w:t xml:space="preserve">$75</w:t>
             </w:r>
           </w:p>
         </w:tc>
@@ -786,7 +786,7 @@
         <w:pStyle w:val="Compact"/>
       </w:pPr>
       <w:r>
-        <w:t xml:space="preserve">The trick question. Sparkstone was AQ57.80 at the peak and AQ31.20 at the bottom of the crisis.</w:t>
+        <w:t xml:space="preserve">The trick question. GAS was $40 in 1928 (the peak) and $20 in 1932 (the bottom).</w:t>
       </w:r>
     </w:p>
     <w:p>
@@ -798,7 +798,7 @@
         <w:pStyle w:val="Compact"/>
       </w:pPr>
       <w:r>
-        <w:t xml:space="preserve">The drop, as a percent of the peak: (31.20 minus 57.80) divided by 57.80, times 100 = ______ percent</w:t>
+        <w:t xml:space="preserve">The drop, as a percent of the peak: (20 minus 40) divided by 40, times 100 = ______ percent</w:t>
       </w:r>
     </w:p>
     <w:p>
@@ -810,7 +810,7 @@
         <w:pStyle w:val="Compact"/>
       </w:pPr>
       <w:r>
-        <w:t xml:space="preserve">The climb back, as a percent of the bottom: (57.80 minus 31.20) divided by 31.20, times 100 = ______ percent</w:t>
+        <w:t xml:space="preserve">The climb back, as a percent of the bottom: (40 minus 20) divided by 20, times 100 = ______ percent</w:t>
       </w:r>
     </w:p>
     <w:p>
@@ -822,7 +822,7 @@
         <w:pStyle w:val="Compact"/>
       </w:pPr>
       <w:r>
-        <w:t xml:space="preserve">Why are the two percents different when the AQ change (26.60) is the same both ways?</w:t>
+        <w:t xml:space="preserve">Why are the two percents different when the dollar change ($20) is the same both ways?</w:t>
       </w:r>
     </w:p>
     <w:p>
@@ -837,9 +837,9 @@
       <w:pPr>
         <w:pStyle w:val="Heading2"/>
       </w:pPr>
-      <w:bookmarkStart w:id="23" w:name="X80984e1f6f8419bec194802f6ca4c80afcfd98e"/>
-      <w:r>
-        <w:t xml:space="preserve">Part B: My own return (alone, from your own screen or ledger)</w:t>
+      <w:bookmarkStart w:id="23" w:name="Xf58ad9468ebb25dd271d02eecdbaf2394a271fd"/>
+      <w:r>
+        <w:t xml:space="preserve">Part B: My own return (alone, from your own ledger)</w:t>
       </w:r>
       <w:bookmarkEnd w:id="23"/>
     </w:p>
@@ -848,7 +848,7 @@
         <w:pStyle w:val="FirstParagraph"/>
       </w:pPr>
       <w:r>
-        <w:t xml:space="preserve">My starting value: AQ 25,000</w:t>
+        <w:t xml:space="preserve">My starting value, 1870: $1,000</w:t>
       </w:r>
     </w:p>
     <w:p>
@@ -856,7 +856,7 @@
         <w:pStyle w:val="BodyText"/>
       </w:pPr>
       <w:r>
-        <w:t xml:space="preserve">My total fortune right now: AQ __________</w:t>
+        <w:t xml:space="preserve">My total right now, at Round 8 (1932) prices: $__________</w:t>
       </w:r>
     </w:p>
     <w:p>
@@ -899,13 +899,13 @@
         <w:rPr>
           <w:b/>
         </w:rPr>
-        <w:t xml:space="preserve">The venture that hurt me most across the crisis.</w:t>
+        <w:t xml:space="preserve">The company that hurt me most from the peak to the bottom.</w:t>
       </w:r>
       <w:r>
         <w:t xml:space="preserve"> </w:t>
       </w:r>
       <w:r>
-        <w:t xml:space="preserve">From your ledger or the price history: the price on Day 5 (before the crisis) and the price on Day 7 (the bottom).</w:t>
+        <w:t xml:space="preserve">From your price table: the Round 6 price (1928, the peak) and the Round 8 price (1932, the bottom).</w:t>
       </w:r>
     </w:p>
     <w:p>
@@ -913,7 +913,7 @@
         <w:pStyle w:val="BodyText"/>
       </w:pPr>
       <w:r>
-        <w:t xml:space="preserve">Ticker: ______ Day 5 price: AQ ______ Day 7 price: AQ ______</w:t>
+        <w:t xml:space="preserve">Ticker: ______ 1928 price: $______ 1932 price: $______</w:t>
       </w:r>
     </w:p>
     <w:p>
@@ -921,26 +921,18 @@
         <w:pStyle w:val="BodyText"/>
       </w:pPr>
       <w:r>
-        <w:t xml:space="preserve">(Day 7 minus Day 5) divided by Day 5, times 100 = ______ percent</w:t>
+        <w:t xml:space="preserve">(1932 minus 1928) divided by 1928, times 100 = ______ percent</w:t>
       </w:r>
     </w:p>
     <w:p>
       <w:pPr>
         <w:pStyle w:val="Heading2"/>
       </w:pPr>
-      <w:bookmarkStart w:id="24" w:name="X437b9be5bdb2bb1b03459abb37c4237c1732ae6"/>
-      <w:r>
-        <w:t xml:space="preserve">Part C: A safe portfolio and a risky portfolio over the same eight days (pairs)</w:t>
+      <w:bookmarkStart w:id="24" w:name="X33ad20974ff8603283d70d5e2fa8e6270f7533b"/>
+      <w:r>
+        <w:t xml:space="preserve">Part C: A safe ledger, a one-company ledger and a mixed ledger over the same rounds (pairs)</w:t>
       </w:r>
       <w:bookmarkEnd w:id="24"/>
-    </w:p>
-    <w:p>
-      <w:pPr>
-        <w:pStyle w:val="FirstParagraph"/>
-      </w:pPr>
-      <w:r>
-        <w:t xml:space="preserve">Three merchants bought on Day 1 and never traded again. The values below are their total fortune on three days: the peak (Day 5, right before the crisis), the bottom (Day 7), and today (Day 8, recovery). These are example prices; your class’s live prices will differ.</w:t>
-      </w:r>
     </w:p>
     <w:p>
       <w:pPr>
@@ -960,7 +952,7 @@
         <w:t xml:space="preserve"> </w:t>
       </w:r>
       <w:r>
-        <w:t xml:space="preserve">all AQ25,000 in the Honeypot Coffer (250 units at AQ100.00).</w:t>
+        <w:t xml:space="preserve">all $1,000 in the bank.</w:t>
       </w:r>
     </w:p>
     <w:p>
@@ -975,13 +967,13 @@
         <w:rPr>
           <w:b/>
         </w:rPr>
-        <w:t xml:space="preserve">Risky:</w:t>
+        <w:t xml:space="preserve">One company:</w:t>
       </w:r>
       <w:r>
         <w:t xml:space="preserve"> </w:t>
       </w:r>
       <w:r>
-        <w:t xml:space="preserve">500 units of Sparkstone Mines at AQ48.50 (AQ24,250) plus AQ750 cash.</w:t>
+        <w:t xml:space="preserve">20 shares of RAIL at $50 ($1,000), nothing else.</w:t>
       </w:r>
     </w:p>
     <w:p>
@@ -1002,7 +994,7 @@
         <w:t xml:space="preserve"> </w:t>
       </w:r>
       <w:r>
-        <w:t xml:space="preserve">100 SPRK, 100 CLDB, 50 IRON, 50 SEAL, 50 WLLW, 30 HNYP, 15 MDOW (AQ24,880) plus AQ120 cash.</w:t>
+        <w:t xml:space="preserve">5 RAIL at $50 ($250), 25 OIL at $10 ($250), 12 GAS at $20 ($240), and $260 in the bank.</w:t>
       </w:r>
     </w:p>
     <w:tbl>
@@ -1037,7 +1029,7 @@
               <w:jc w:val="left"/>
             </w:pPr>
             <w:r>
-              <w:t xml:space="preserve">Portfolio</w:t>
+              <w:t xml:space="preserve">Ledger</w:t>
             </w:r>
           </w:p>
         </w:tc>
@@ -1054,7 +1046,7 @@
               <w:jc w:val="left"/>
             </w:pPr>
             <w:r>
-              <w:t xml:space="preserve">Value at the peak (Day 5)</w:t>
+              <w:t xml:space="preserve">Value at the peak (1928)</w:t>
             </w:r>
           </w:p>
         </w:tc>
@@ -1088,7 +1080,7 @@
               <w:jc w:val="left"/>
             </w:pPr>
             <w:r>
-              <w:t xml:space="preserve">Value at the bottom (Day 7)</w:t>
+              <w:t xml:space="preserve">Value in the crash (1929)</w:t>
             </w:r>
           </w:p>
         </w:tc>
@@ -1105,7 +1097,7 @@
               <w:jc w:val="left"/>
             </w:pPr>
             <w:r>
-              <w:t xml:space="preserve">Return at the bottom</w:t>
+              <w:t xml:space="preserve">Return in the crash</w:t>
             </w:r>
           </w:p>
         </w:tc>
@@ -1122,7 +1114,7 @@
               <w:jc w:val="left"/>
             </w:pPr>
             <w:r>
-              <w:t xml:space="preserve">Value today (Day 8)</w:t>
+              <w:t xml:space="preserve">Value at the bottom (1932, today)</w:t>
             </w:r>
           </w:p>
         </w:tc>
@@ -1163,7 +1155,7 @@
               <w:jc w:val="left"/>
             </w:pPr>
             <w:r>
-              <w:t xml:space="preserve">AQ25,050.00</w:t>
+              <w:t xml:space="preserve">$1,195</w:t>
             </w:r>
           </w:p>
         </w:tc>
@@ -1185,7 +1177,7 @@
               <w:jc w:val="left"/>
             </w:pPr>
             <w:r>
-              <w:t xml:space="preserve">AQ25,075.00</w:t>
+              <w:t xml:space="preserve">$1,231</w:t>
             </w:r>
           </w:p>
         </w:tc>
@@ -1207,7 +1199,7 @@
               <w:jc w:val="left"/>
             </w:pPr>
             <w:r>
-              <w:t xml:space="preserve">AQ25,087.50</w:t>
+              <w:t xml:space="preserve">$1,268</w:t>
             </w:r>
           </w:p>
         </w:tc>
@@ -1231,18 +1223,18 @@
               <w:jc w:val="left"/>
             </w:pPr>
             <w:r>
-              <w:t xml:space="preserve">Risky</w:t>
-            </w:r>
-          </w:p>
-        </w:tc>
-        <w:tc>
-          <w:p>
-            <w:pPr>
-              <w:pStyle w:val="Compact"/>
-              <w:jc w:val="left"/>
-            </w:pPr>
-            <w:r>
-              <w:t xml:space="preserve">AQ29,650.00</w:t>
+              <w:t xml:space="preserve">One company</w:t>
+            </w:r>
+          </w:p>
+        </w:tc>
+        <w:tc>
+          <w:p>
+            <w:pPr>
+              <w:pStyle w:val="Compact"/>
+              <w:jc w:val="left"/>
+            </w:pPr>
+            <w:r>
+              <w:t xml:space="preserve">$1,400</w:t>
             </w:r>
           </w:p>
         </w:tc>
@@ -1264,7 +1256,7 @@
               <w:jc w:val="left"/>
             </w:pPr>
             <w:r>
-              <w:t xml:space="preserve">AQ16,350.00</w:t>
+              <w:t xml:space="preserve">$900</w:t>
             </w:r>
           </w:p>
         </w:tc>
@@ -1286,7 +1278,7 @@
               <w:jc w:val="left"/>
             </w:pPr>
             <w:r>
-              <w:t xml:space="preserve">AQ19,200.00</w:t>
+              <w:t xml:space="preserve">$200</w:t>
             </w:r>
           </w:p>
         </w:tc>
@@ -1321,7 +1313,7 @@
               <w:jc w:val="left"/>
             </w:pPr>
             <w:r>
-              <w:t xml:space="preserve">AQ26,894.00</w:t>
+              <w:t xml:space="preserve">$2,891</w:t>
             </w:r>
           </w:p>
         </w:tc>
@@ -1343,7 +1335,7 @@
               <w:jc w:val="left"/>
             </w:pPr>
             <w:r>
-              <w:t xml:space="preserve">AQ21,834.00</w:t>
+              <w:t xml:space="preserve">$2,179</w:t>
             </w:r>
           </w:p>
         </w:tc>
@@ -1365,7 +1357,7 @@
               <w:jc w:val="left"/>
             </w:pPr>
             <w:r>
-              <w:t xml:space="preserve">AQ22,962.00</w:t>
+              <w:t xml:space="preserve">$1,245</w:t>
             </w:r>
           </w:p>
         </w:tc>
@@ -1399,7 +1391,7 @@
         <w:pStyle w:val="Compact"/>
       </w:pPr>
       <w:r>
-        <w:t xml:space="preserve">At the peak, which portfolio looked smartest? At the bottom? Today?</w:t>
+        <w:t xml:space="preserve">At the peak, which ledger looked smartest? In the crash? Today?</w:t>
       </w:r>
     </w:p>
     <w:p>
@@ -1419,7 +1411,7 @@
         <w:pStyle w:val="Compact"/>
       </w:pPr>
       <w:r>
-        <w:t xml:space="preserve">Which portfolio would you rather have held for these eight days, and better for what (money for college in ten years, or rent next month)? Circle one and give a number.</w:t>
+        <w:t xml:space="preserve">Which ledger would you rather have held for these 62 years, and better for what (money for college in ten years, or rent next month)? Circle one and give a number.</w:t>
       </w:r>
     </w:p>
     <w:p>
@@ -1427,7 +1419,7 @@
         <w:pStyle w:val="FirstParagraph"/>
       </w:pPr>
       <w:r>
-        <w:t xml:space="preserve">Safe / Risky / Mixed. Because:</w:t>
+        <w:t xml:space="preserve">Safe / One company / Mixed. Because:</w:t>
       </w:r>
     </w:p>
     <w:p>
@@ -1455,7 +1447,7 @@
         <w:pStyle w:val="Compact"/>
       </w:pPr>
       <w:r>
-        <w:t xml:space="preserve">Grade 8 stretch. The risky portfolio’s return from the bottom to today: (19,200 minus 16,350) divided by 16,350, times 100 = ______ percent. That is a big positive number and the portfolio is still down 23 percent from the start. Explain in one sentence why both are true.</w:t>
+        <w:t xml:space="preserve">Grade 8 stretch. The one-company ledger’s fall from the peak to the bottom, as a percent of the peak: (200 minus 1,400) divided by 1,400, times 100 = ______ percent. To get back from $200 to $1,400 it must climb: (1,400 minus 200) divided by 200, times 100 = ______ percent. Explain in one sentence why a ledger that fell 86 percent has to climb 600 percent to get back.</w:t>
       </w:r>
     </w:p>
     <w:p>

--- a/downloads/handouts/Unit 02/Handout 02.18 - Return Math.docx
+++ b/downloads/handouts/Unit 02/Handout 02.18 - Return Math.docx
@@ -822,15 +822,7 @@
         <w:pStyle w:val="Compact"/>
       </w:pPr>
       <w:r>
-        <w:t xml:space="preserve">Why are the two percents different when the dollar change ($20) is the same both ways?</w:t>
-      </w:r>
-    </w:p>
-    <w:p>
-      <w:pPr>
-        <w:pStyle w:val="FirstParagraph"/>
-      </w:pPr>
-      <w:r>
-        <w:t xml:space="preserve">______________________________________________________________________</w:t>
+        <w:t xml:space="preserve">Why are the two percents different when the dollar change ($20) is the same both ways? Answer: ______________________________________________________________________</w:t>
       </w:r>
     </w:p>
     <w:p>
@@ -1166,7 +1158,7 @@
               <w:jc w:val="left"/>
             </w:pPr>
             <w:r>
-              <w:t xml:space="preserve">______ percent</w:t>
+              <w:t xml:space="preserve">plus 19.5 percent (done for you)</w:t>
             </w:r>
           </w:p>
         </w:tc>
@@ -1188,7 +1180,7 @@
               <w:jc w:val="left"/>
             </w:pPr>
             <w:r>
-              <w:t xml:space="preserve">______ percent</w:t>
+              <w:t xml:space="preserve">plus 23.1 percent (done for you)</w:t>
             </w:r>
           </w:p>
         </w:tc>
@@ -1210,7 +1202,7 @@
               <w:jc w:val="left"/>
             </w:pPr>
             <w:r>
-              <w:t xml:space="preserve">______ percent</w:t>
+              <w:t xml:space="preserve">plus 26.8 percent (done for you)</w:t>
             </w:r>
           </w:p>
         </w:tc>
@@ -1379,7 +1371,7 @@
         <w:pStyle w:val="BodyText"/>
       </w:pPr>
       <w:r>
-        <w:t xml:space="preserve">Round to one decimal place.</w:t>
+        <w:t xml:space="preserve">The Safe row is worked for you as a model. Compute the other six. Round to one decimal place.</w:t>
       </w:r>
     </w:p>
     <w:p>
@@ -1391,15 +1383,7 @@
         <w:pStyle w:val="Compact"/>
       </w:pPr>
       <w:r>
-        <w:t xml:space="preserve">At the peak, which ledger looked smartest? In the crash? Today?</w:t>
-      </w:r>
-    </w:p>
-    <w:p>
-      <w:pPr>
-        <w:pStyle w:val="FirstParagraph"/>
-      </w:pPr>
-      <w:r>
-        <w:t xml:space="preserve">______________________________________________________________________</w:t>
+        <w:t xml:space="preserve">Which ledger looked smartest (a) at the peak, (b) in the crash, and (c) today?</w:t>
       </w:r>
     </w:p>
     <w:p>
@@ -1411,31 +1395,7 @@
         <w:pStyle w:val="Compact"/>
       </w:pPr>
       <w:r>
-        <w:t xml:space="preserve">Which ledger would you rather have held for these 62 years, and better for what (money for college in ten years, or rent next month)? Circle one and give a number.</w:t>
-      </w:r>
-    </w:p>
-    <w:p>
-      <w:pPr>
-        <w:pStyle w:val="FirstParagraph"/>
-      </w:pPr>
-      <w:r>
-        <w:t xml:space="preserve">Safe / One company / Mixed. Because:</w:t>
-      </w:r>
-    </w:p>
-    <w:p>
-      <w:pPr>
-        <w:pStyle w:val="BodyText"/>
-      </w:pPr>
-      <w:r>
-        <w:t xml:space="preserve">______________________________________________________________________</w:t>
-      </w:r>
-    </w:p>
-    <w:p>
-      <w:pPr>
-        <w:pStyle w:val="BodyText"/>
-      </w:pPr>
-      <w:r>
-        <w:t xml:space="preserve">______________________________________________________________________</w:t>
+        <w:t xml:space="preserve">____________________ (b) ____________________ (c) ____________________</w:t>
       </w:r>
     </w:p>
     <w:p>
@@ -1447,6 +1407,34 @@
         <w:pStyle w:val="Compact"/>
       </w:pPr>
       <w:r>
+        <w:t xml:space="preserve">Which ledger would you rather have held for these 62 years? Circle one. Then say what it is better for (money for college in ten years, or rent next month) and give a number.</w:t>
+      </w:r>
+    </w:p>
+    <w:p>
+      <w:pPr>
+        <w:pStyle w:val="FirstParagraph"/>
+      </w:pPr>
+      <w:r>
+        <w:t xml:space="preserve">Safe / One company / Mixed. Because: ______________________________________________________________________</w:t>
+      </w:r>
+    </w:p>
+    <w:p>
+      <w:pPr>
+        <w:pStyle w:val="BodyText"/>
+      </w:pPr>
+      <w:r>
+        <w:t xml:space="preserve">More room: ______________________________________________________________________</w:t>
+      </w:r>
+    </w:p>
+    <w:p>
+      <w:pPr>
+        <w:numPr>
+          <w:ilvl w:val="0"/>
+          <w:numId w:val="1008"/>
+        </w:numPr>
+        <w:pStyle w:val="Compact"/>
+      </w:pPr>
+      <w:r>
         <w:t xml:space="preserve">Grade 8 stretch. The one-company ledger’s fall from the peak to the bottom, as a percent of the peak: (200 minus 1,400) divided by 1,400, times 100 = ______ percent. To get back from $200 to $1,400 it must climb: (1,400 minus 200) divided by 200, times 100 = ______ percent. Explain in one sentence why a ledger that fell 86 percent has to climb 600 percent to get back.</w:t>
       </w:r>
     </w:p>
@@ -1455,7 +1443,7 @@
         <w:pStyle w:val="FirstParagraph"/>
       </w:pPr>
       <w:r>
-        <w:t xml:space="preserve">______________________________________________________________________</w:t>
+        <w:t xml:space="preserve">My sentence: ______________________________________________________________________</w:t>
       </w:r>
     </w:p>
     <w:sectPr>
@@ -1967,8 +1955,120 @@
       </w:pPr>
     </w:lvl>
   </w:abstractNum>
+  <w:abstractNum w:abstractNumId="99731">
+    <w:nsid w:val="b3cbbdee"/>
+    <w:multiLevelType w:val="multilevel"/>
+    <w:lvl w:ilvl="0">
+      <w:start w:val="1"/>
+      <w:numFmt w:val="lowerLetter"/>
+      <w:lvlText w:val="(%1)"/>
+      <w:lvlJc w:val="left"/>
+      <w:pPr>
+        <w:tabs>
+          <w:tab w:val="num" w:pos="0"/>
+        </w:tabs>
+        <w:ind w:left="480" w:hanging="480"/>
+      </w:pPr>
+    </w:lvl>
+    <w:lvl w:ilvl="1">
+      <w:start w:val="1"/>
+      <w:numFmt w:val="lowerLetter"/>
+      <w:lvlText w:val="(%2)"/>
+      <w:lvlJc w:val="left"/>
+      <w:pPr>
+        <w:tabs>
+          <w:tab w:val="num" w:pos="720"/>
+        </w:tabs>
+        <w:ind w:left="1200" w:hanging="480"/>
+      </w:pPr>
+    </w:lvl>
+    <w:lvl w:ilvl="2">
+      <w:start w:val="1"/>
+      <w:numFmt w:val="lowerLetter"/>
+      <w:lvlText w:val="(%3)"/>
+      <w:lvlJc w:val="left"/>
+      <w:pPr>
+        <w:tabs>
+          <w:tab w:val="num" w:pos="1440"/>
+        </w:tabs>
+        <w:ind w:left="1920" w:hanging="480"/>
+      </w:pPr>
+    </w:lvl>
+    <w:lvl w:ilvl="3">
+      <w:start w:val="1"/>
+      <w:numFmt w:val="lowerLetter"/>
+      <w:lvlText w:val="(%4)"/>
+      <w:lvlJc w:val="left"/>
+      <w:pPr>
+        <w:tabs>
+          <w:tab w:val="num" w:pos="2160"/>
+        </w:tabs>
+        <w:ind w:left="2640" w:hanging="480"/>
+      </w:pPr>
+    </w:lvl>
+    <w:lvl w:ilvl="4">
+      <w:start w:val="1"/>
+      <w:numFmt w:val="lowerLetter"/>
+      <w:lvlText w:val="(%5)"/>
+      <w:lvlJc w:val="left"/>
+      <w:pPr>
+        <w:tabs>
+          <w:tab w:val="num" w:pos="2880"/>
+        </w:tabs>
+        <w:ind w:left="3360" w:hanging="480"/>
+      </w:pPr>
+    </w:lvl>
+    <w:lvl w:ilvl="5">
+      <w:start w:val="1"/>
+      <w:numFmt w:val="lowerLetter"/>
+      <w:lvlText w:val="(%6)"/>
+      <w:lvlJc w:val="left"/>
+      <w:pPr>
+        <w:tabs>
+          <w:tab w:val="num" w:pos="3600"/>
+        </w:tabs>
+        <w:ind w:left="4080" w:hanging="480"/>
+      </w:pPr>
+    </w:lvl>
+    <w:lvl w:ilvl="6">
+      <w:start w:val="1"/>
+      <w:numFmt w:val="lowerLetter"/>
+      <w:lvlText w:val="(%7)"/>
+      <w:lvlJc w:val="left"/>
+      <w:pPr>
+        <w:tabs>
+          <w:tab w:val="num" w:pos="4320"/>
+        </w:tabs>
+        <w:ind w:left="4800" w:hanging="480"/>
+      </w:pPr>
+    </w:lvl>
+    <w:lvl w:ilvl="7">
+      <w:start w:val="1"/>
+      <w:numFmt w:val="lowerLetter"/>
+      <w:lvlText w:val="(%8)"/>
+      <w:lvlJc w:val="left"/>
+      <w:pPr>
+        <w:tabs>
+          <w:tab w:val="num" w:pos="5040"/>
+        </w:tabs>
+        <w:ind w:left="5520" w:hanging="480"/>
+      </w:pPr>
+    </w:lvl>
+    <w:lvl w:ilvl="8">
+      <w:start w:val="1"/>
+      <w:numFmt w:val="lowerLetter"/>
+      <w:lvlText w:val="(%9)"/>
+      <w:lvlJc w:val="left"/>
+      <w:pPr>
+        <w:tabs>
+          <w:tab w:val="num" w:pos="5760"/>
+        </w:tabs>
+        <w:ind w:left="6240" w:hanging="480"/>
+      </w:pPr>
+    </w:lvl>
+  </w:abstractNum>
   <w:abstractNum w:abstractNumId="99419">
-    <w:nsid w:val="b3cbbdee"/>
+    <w:nsid w:val="4fbe019a"/>
     <w:multiLevelType w:val="multilevel"/>
     <w:lvl w:ilvl="0">
       <w:start w:val="9"/>
@@ -2080,7 +2180,7 @@
     </w:lvl>
   </w:abstractNum>
   <w:abstractNum w:abstractNumId="994110">
-    <w:nsid w:val="4fbe019a"/>
+    <w:nsid w:val="91a27d85"/>
     <w:multiLevelType w:val="multilevel"/>
     <w:lvl w:ilvl="0">
       <w:start w:val="10"/>
@@ -2264,6 +2364,36 @@
     </w:lvlOverride>
   </w:num>
   <w:num w:numId="1006">
+    <w:abstractNumId w:val="99731"/>
+    <w:lvlOverride w:ilvl="0">
+      <w:startOverride w:val="1"/>
+    </w:lvlOverride>
+    <w:lvlOverride w:ilvl="1">
+      <w:startOverride w:val="1"/>
+    </w:lvlOverride>
+    <w:lvlOverride w:ilvl="2">
+      <w:startOverride w:val="1"/>
+    </w:lvlOverride>
+    <w:lvlOverride w:ilvl="3">
+      <w:startOverride w:val="1"/>
+    </w:lvlOverride>
+    <w:lvlOverride w:ilvl="4">
+      <w:startOverride w:val="1"/>
+    </w:lvlOverride>
+    <w:lvlOverride w:ilvl="5">
+      <w:startOverride w:val="1"/>
+    </w:lvlOverride>
+    <w:lvlOverride w:ilvl="6">
+      <w:startOverride w:val="1"/>
+    </w:lvlOverride>
+    <w:lvlOverride w:ilvl="7">
+      <w:startOverride w:val="1"/>
+    </w:lvlOverride>
+    <w:lvlOverride w:ilvl="8">
+      <w:startOverride w:val="1"/>
+    </w:lvlOverride>
+  </w:num>
+  <w:num w:numId="1007">
     <w:abstractNumId w:val="99419"/>
     <w:lvlOverride w:ilvl="0">
       <w:startOverride w:val="9"/>
@@ -2293,7 +2423,7 @@
       <w:startOverride w:val="9"/>
     </w:lvlOverride>
   </w:num>
-  <w:num w:numId="1007">
+  <w:num w:numId="1008">
     <w:abstractNumId w:val="994110"/>
     <w:lvlOverride w:ilvl="0">
       <w:startOverride w:val="10"/>
